--- a/website/public/campaign/README.docx
+++ b/website/public/campaign/README.docx
@@ -32,7 +32,7 @@
       <w:pPr>
         <w:pStyle w:val="Heading1"/>
       </w:pPr>
-      <w:bookmarkStart w:id="9" w:name="_0f80016f12bcbe9714d105a4e31b1120c071318"/>
+      <w:bookmarkStart w:id="9" w:name="_ea50a6cc632e2c7f587fe360aa0f08bd8ad4a89"/>
       <w:r>
         <w:t xml:space="preserve">Ty-Code ⚡</w:t>
       </w:r>
@@ -547,7 +547,7 @@
       <w:pPr>
         <w:pStyle w:val="Heading3"/>
       </w:pPr>
-      <w:bookmarkStart w:id="32" w:name="_d75c06f457db43c7dfc4bb8f28e0fdc5d6c3109"/>
+      <w:bookmarkStart w:id="32" w:name="_58966f16237f3196faa1d42e571a2155f5d74fe"/>
       <w:r>
         <w:t xml:space="preserve">1. 🛡️ True Local-First Sovereignty (Zero-Telemetry)</w:t>
       </w:r>
@@ -573,30 +573,48 @@
       <w:r>
         <w:t xml:space="preserve">.</w:t>
       </w:r>
-      <w:r>
-        <w:t xml:space="preserve"> </w:t>
-      </w:r>
-      <w:r>
-        <w:t xml:space="preserve">- No background analytics or event logging.</w:t>
-      </w:r>
-      <w:r>
-        <w:t xml:space="preserve"> </w:t>
-      </w:r>
-      <w:r>
-        <w:t xml:space="preserve">- No remote code snippet indexing.</w:t>
-      </w:r>
-      <w:r>
-        <w:t xml:space="preserve"> </w:t>
-      </w:r>
-      <w:r>
-        <w:t xml:space="preserve">- Direct outbound egress connects exclusively to your explicitly configured model endpoints.</w:t>
+    </w:p>
+    <w:p>
+      <w:pPr>
+        <w:pStyle w:val="Compact"/>
+        <w:numPr>
+          <w:ilvl w:val="0"/>
+          <w:numId w:val="1001"/>
+        </w:numPr>
+      </w:pPr>
+      <w:r>
+        <w:t xml:space="preserve">No background analytics or event logging.</w:t>
+      </w:r>
+    </w:p>
+    <w:p>
+      <w:pPr>
+        <w:pStyle w:val="Compact"/>
+        <w:numPr>
+          <w:ilvl w:val="0"/>
+          <w:numId w:val="1001"/>
+        </w:numPr>
+      </w:pPr>
+      <w:r>
+        <w:t xml:space="preserve">No remote code snippet indexing.</w:t>
+      </w:r>
+    </w:p>
+    <w:p>
+      <w:pPr>
+        <w:pStyle w:val="Compact"/>
+        <w:numPr>
+          <w:ilvl w:val="0"/>
+          <w:numId w:val="1001"/>
+        </w:numPr>
+      </w:pPr>
+      <w:r>
+        <w:t xml:space="preserve">Direct outbound egress connects exclusively to your explicitly configured model endpoints.</w:t>
       </w:r>
     </w:p>
     <w:p>
       <w:pPr>
         <w:pStyle w:val="Heading3"/>
       </w:pPr>
-      <w:bookmarkStart w:id="33" w:name="_8abf1b20988eb388309892079758283bf98551f"/>
+      <w:bookmarkStart w:id="33" w:name="_90d7a33e8d20c7edac0e7612b58f7abbb02206c"/>
       <w:r>
         <w:t xml:space="preserve">2. 🔑 Bring-Your-Own-Key (BYOK) Freedom</w:t>
       </w:r>
@@ -614,7 +632,7 @@
       <w:pPr>
         <w:pStyle w:val="Heading3"/>
       </w:pPr>
-      <w:bookmarkStart w:id="34" w:name="_72a95600f1e5cb495638310d1b1e103fcc09fef"/>
+      <w:bookmarkStart w:id="34" w:name="_a90d2781d966c13da6c4344eff0eb9b7a0a3efd"/>
       <w:r>
         <w:t xml:space="preserve">3. 🔒 Hardware-Backed OS Credential Encryption (</w:t>
       </w:r>
@@ -651,15 +669,15 @@
       <w:r>
         <w:t xml:space="preserve">secret storage is an enterprise vulnerability. Ty-Code seals all API tokens, session cookies, and OAuth refresh tokens using operating system cryptographic primitives:</w:t>
       </w:r>
-      <w:r>
-        <w:t xml:space="preserve"> </w:t>
-      </w:r>
-      <w:r>
-        <w:t xml:space="preserve">-</w:t>
-      </w:r>
-      <w:r>
-        <w:t xml:space="preserve"> </w:t>
-      </w:r>
+    </w:p>
+    <w:p>
+      <w:pPr>
+        <w:pStyle w:val="Compact"/>
+        <w:numPr>
+          <w:ilvl w:val="0"/>
+          <w:numId w:val="1002"/>
+        </w:numPr>
+      </w:pPr>
       <w:r>
         <w:rPr>
           <w:b/>
@@ -673,15 +691,15 @@
       <w:r>
         <w:t xml:space="preserve">Hardware-sealed via Windows Data Protection API (DPAPI).</w:t>
       </w:r>
-      <w:r>
-        <w:t xml:space="preserve"> </w:t>
-      </w:r>
-      <w:r>
-        <w:t xml:space="preserve">-</w:t>
-      </w:r>
-      <w:r>
-        <w:t xml:space="preserve"> </w:t>
-      </w:r>
+    </w:p>
+    <w:p>
+      <w:pPr>
+        <w:pStyle w:val="Compact"/>
+        <w:numPr>
+          <w:ilvl w:val="0"/>
+          <w:numId w:val="1002"/>
+        </w:numPr>
+      </w:pPr>
       <w:r>
         <w:rPr>
           <w:b/>
@@ -695,15 +713,15 @@
       <w:r>
         <w:t xml:space="preserve">Stored within the Apple Keychain Services architecture via 256-bit AES-GCM managed by the Secure Enclave.</w:t>
       </w:r>
-      <w:r>
-        <w:t xml:space="preserve"> </w:t>
-      </w:r>
-      <w:r>
-        <w:t xml:space="preserve">-</w:t>
-      </w:r>
-      <w:r>
-        <w:t xml:space="preserve"> </w:t>
-      </w:r>
+    </w:p>
+    <w:p>
+      <w:pPr>
+        <w:pStyle w:val="Compact"/>
+        <w:numPr>
+          <w:ilvl w:val="0"/>
+          <w:numId w:val="1002"/>
+        </w:numPr>
+      </w:pPr>
       <w:r>
         <w:rPr>
           <w:b/>
@@ -732,15 +750,15 @@
       <w:r>
         <w:t xml:space="preserve">binding to the system Secret Service (GNOME Keyring / KWallet).</w:t>
       </w:r>
-      <w:r>
-        <w:t xml:space="preserve"> </w:t>
-      </w:r>
-      <w:r>
-        <w:t xml:space="preserve">-</w:t>
-      </w:r>
-      <w:r>
-        <w:t xml:space="preserve"> </w:t>
-      </w:r>
+    </w:p>
+    <w:p>
+      <w:pPr>
+        <w:pStyle w:val="Compact"/>
+        <w:numPr>
+          <w:ilvl w:val="0"/>
+          <w:numId w:val="1002"/>
+        </w:numPr>
+      </w:pPr>
       <w:r>
         <w:rPr>
           <w:b/>
@@ -904,8 +922,7 @@
     <w:tbl>
       <w:tblPr>
         <w:tblStyle w:val="Table"/>
-        <w:tblW w:type="pct" w:w="5000"/>
-        <w:tblLayout w:type="fixed"/>
+        <w:tblW w:type="auto" w:w="0"/>
         <w:tblLook w:firstRow="1" w:lastRow="0" w:firstColumn="0" w:lastColumn="0" w:noHBand="0" w:noVBand="0" w:val="0020"/>
       </w:tblPr>
       <w:tblGrid>
@@ -1106,7 +1123,7 @@
               <w:jc w:val="left"/>
             </w:pPr>
             <w:r>
-              <w:t xml:space="preserve">An interactive design-to-code canvas built right into your IDE. Automatically extracts your project’s active design system (Tailwind tokens, CSS variables, typography), letting you visually manipulate UI layouts with instant, bidirectional Monaco editor code synchronization.</w:t>
+              <w:t xml:space="preserve">An interactive design-to-code canvas built right into your IDE. Automatically extracts your project's active design system (Tailwind tokens, CSS variables, typography), letting you visually manipulate UI layouts with instant, bidirectional Monaco editor code synchronization.</w:t>
             </w:r>
           </w:p>
         </w:tc>
@@ -1202,7 +1219,7 @@
       <w:pPr>
         <w:pStyle w:val="Heading2"/>
       </w:pPr>
-      <w:bookmarkStart w:id="37" w:name="_e64bd8576a27d8939e243069caf6e8fed1d39ea"/>
+      <w:bookmarkStart w:id="37" w:name="_6a88e0c64830ab384ae9f5fe82bde9fa683b90d"/>
       <w:r>
         <w:t xml:space="preserve">The Zero-Friction Free Tier &amp; One-Key Premium</w:t>
       </w:r>
@@ -1220,7 +1237,7 @@
       <w:pPr>
         <w:pStyle w:val="Heading3"/>
       </w:pPr>
-      <w:bookmarkStart w:id="38" w:name="_e46243bf095e2a27de53c387ff30c792c9eda47"/>
+      <w:bookmarkStart w:id="38" w:name="_6116f8ad9e52b0bfcc814f269e8f287a986dc13"/>
       <w:r>
         <w:t xml:space="preserve">1. Zero-Friction Community Free Tier (Out of the Box)</w:t>
       </w:r>
@@ -1242,50 +1259,62 @@
       <w:r>
         <w:t xml:space="preserve">), providing instant access to fast, capable open-weights models (such as Llama 3.3 70B and Qwen 2.5 Coder):</w:t>
       </w:r>
-      <w:r>
-        <w:t xml:space="preserve"> </w:t>
-      </w:r>
-      <w:r>
-        <w:t xml:space="preserve">- ❌ No account registration required.</w:t>
-      </w:r>
-      <w:r>
-        <w:t xml:space="preserve"> </w:t>
-      </w:r>
-      <w:r>
-        <w:t xml:space="preserve">- ❌ No credit card required.</w:t>
-      </w:r>
-      <w:r>
-        <w:t xml:space="preserve"> </w:t>
-      </w:r>
-      <w:r>
-        <w:t xml:space="preserve">- ❌ Zero environment configuration.</w:t>
-      </w:r>
-      <w:r>
-        <w:t xml:space="preserve"> </w:t>
-      </w:r>
-      <w:r>
-        <w:t xml:space="preserve">- ✅ Instant code generation, debugging, and chat.</w:t>
+    </w:p>
+    <w:p>
+      <w:pPr>
+        <w:pStyle w:val="Compact"/>
+        <w:numPr>
+          <w:ilvl w:val="0"/>
+          <w:numId w:val="1003"/>
+        </w:numPr>
+      </w:pPr>
+      <w:r>
+        <w:t xml:space="preserve">❌ No account registration required.</w:t>
+      </w:r>
+    </w:p>
+    <w:p>
+      <w:pPr>
+        <w:pStyle w:val="Compact"/>
+        <w:numPr>
+          <w:ilvl w:val="0"/>
+          <w:numId w:val="1003"/>
+        </w:numPr>
+      </w:pPr>
+      <w:r>
+        <w:t xml:space="preserve">❌ No credit card required.</w:t>
+      </w:r>
+    </w:p>
+    <w:p>
+      <w:pPr>
+        <w:pStyle w:val="Compact"/>
+        <w:numPr>
+          <w:ilvl w:val="0"/>
+          <w:numId w:val="1003"/>
+        </w:numPr>
+      </w:pPr>
+      <w:r>
+        <w:t xml:space="preserve">❌ Zero environment configuration.</w:t>
+      </w:r>
+    </w:p>
+    <w:p>
+      <w:pPr>
+        <w:pStyle w:val="Compact"/>
+        <w:numPr>
+          <w:ilvl w:val="0"/>
+          <w:numId w:val="1003"/>
+        </w:numPr>
+      </w:pPr>
+      <w:r>
+        <w:t xml:space="preserve">✅ Instant code generation, debugging, and chat.</w:t>
       </w:r>
     </w:p>
     <w:p>
       <w:pPr>
         <w:pStyle w:val="Heading3"/>
       </w:pPr>
-      <w:bookmarkStart w:id="39" w:name="_a3084d9369695b559b6db85d225951d57296c9c"/>
-      <w:r>
-        <w:t xml:space="preserve">2.</w:t>
-      </w:r>
-      <w:r>
-        <w:t xml:space="preserve"> </w:t>
-      </w:r>
-      <w:r>
-        <w:t xml:space="preserve">“One-Key Premium”</w:t>
-      </w:r>
-      <w:r>
-        <w:t xml:space="preserve"> </w:t>
-      </w:r>
-      <w:r>
-        <w:t xml:space="preserve">Upgrade</w:t>
+      <w:bookmarkStart w:id="39" w:name="_d537e598690c041b717a12d1fe76eb26566a791"/>
+      <w:r>
+        <w:t xml:space="preserve">2. "One-Key Premium" Upgrade</w:t>
       </w:r>
       <w:bookmarkEnd w:id="39"/>
     </w:p>
@@ -1296,11 +1325,17 @@
       <w:r>
         <w:t xml:space="preserve">When your engineering tasks require frontier commercial intelligence (Claude 3.5 Sonnet, GPT-4o, Gemini 1.5 Pro, DeepSeek V3):</w:t>
       </w:r>
-      <w:r>
-        <w:t xml:space="preserve"> </w:t>
-      </w:r>
-      <w:r>
-        <w:t xml:space="preserve">1. Open Settings (</w:t>
+    </w:p>
+    <w:p>
+      <w:pPr>
+        <w:pStyle w:val="Compact"/>
+        <w:numPr>
+          <w:ilvl w:val="0"/>
+          <w:numId w:val="1004"/>
+        </w:numPr>
+      </w:pPr>
+      <w:r>
+        <w:t xml:space="preserve">Open Settings (</w:t>
       </w:r>
       <w:r>
         <w:rPr>
@@ -1350,11 +1385,17 @@
       <w:r>
         <w:t xml:space="preserve">.</w:t>
       </w:r>
-      <w:r>
-        <w:t xml:space="preserve"> </w:t>
-      </w:r>
-      <w:r>
-        <w:t xml:space="preserve">2. Paste a single</w:t>
+    </w:p>
+    <w:p>
+      <w:pPr>
+        <w:pStyle w:val="Compact"/>
+        <w:numPr>
+          <w:ilvl w:val="0"/>
+          <w:numId w:val="1004"/>
+        </w:numPr>
+      </w:pPr>
+      <w:r>
+        <w:t xml:space="preserve">Paste a single</w:t>
       </w:r>
       <w:r>
         <w:t xml:space="preserve"> </w:t>
@@ -1373,11 +1414,17 @@
       <w:r>
         <w:t xml:space="preserve">API key.</w:t>
       </w:r>
-      <w:r>
-        <w:t xml:space="preserve"> </w:t>
-      </w:r>
-      <w:r>
-        <w:t xml:space="preserve">3. Instantly unlock 100+ state-of-the-art models with native budget caps, token telemetry, and automatic model rotation.</w:t>
+    </w:p>
+    <w:p>
+      <w:pPr>
+        <w:pStyle w:val="Compact"/>
+        <w:numPr>
+          <w:ilvl w:val="0"/>
+          <w:numId w:val="1004"/>
+        </w:numPr>
+      </w:pPr>
+      <w:r>
+        <w:t xml:space="preserve">Instantly unlock 100+ state-of-the-art models with native budget caps, token telemetry, and automatic model rotation.</w:t>
       </w:r>
     </w:p>
     <w:p>
@@ -1717,7 +1764,7 @@
       <w:pPr>
         <w:pStyle w:val="Heading3"/>
       </w:pPr>
-      <w:bookmarkStart w:id="42" w:name="_63fb31bf5fffdaae5556e8cb53311dcc7480471"/>
+      <w:bookmarkStart w:id="42" w:name="_35bf939574ebc138c8d96ee751aeb61b0c69ace"/>
       <w:r>
         <w:t xml:space="preserve">The 24ms Double-Buffered Token Stream &amp; Decode-Frontier Engine</w:t>
       </w:r>
@@ -1728,7 +1775,7 @@
         <w:pStyle w:val="FirstParagraph"/>
       </w:pPr>
       <w:r>
-        <w:t xml:space="preserve">High-velocity models (like Groq or Cerebras) stream tokens at 300–1,500 tokens/sec. Naive React rendering locks the main thread and causes severe layout thrashing. Ty-Code solves this with a</w:t>
+        <w:t xml:space="preserve">High-velocity models (like Groq or Cerebras) stream tokens at 300–1,500 tokens/sec. Naive React rendering locks the main thread and causes severe layout thrashing. Ty-Code solves this with a</w:t>
       </w:r>
       <w:r>
         <w:t xml:space="preserve"> </w:t>
@@ -1743,27 +1790,39 @@
       <w:r>
         <w:t xml:space="preserve">:</w:t>
       </w:r>
-      <w:r>
-        <w:t xml:space="preserve"> </w:t>
-      </w:r>
-      <w:r>
-        <w:t xml:space="preserve">- Raw SSE chunks collect in an off-screen string accumulator.</w:t>
-      </w:r>
-      <w:r>
-        <w:t xml:space="preserve"> </w:t>
-      </w:r>
-      <w:r>
-        <w:t xml:space="preserve">- The render buffer flushes to React state exactly once every 24ms.</w:t>
-      </w:r>
-      <w:r>
-        <w:t xml:space="preserve"> </w:t>
-      </w:r>
-      <w:r>
-        <w:t xml:space="preserve">-</w:t>
-      </w:r>
-      <w:r>
-        <w:t xml:space="preserve"> </w:t>
-      </w:r>
+    </w:p>
+    <w:p>
+      <w:pPr>
+        <w:pStyle w:val="Compact"/>
+        <w:numPr>
+          <w:ilvl w:val="0"/>
+          <w:numId w:val="1005"/>
+        </w:numPr>
+      </w:pPr>
+      <w:r>
+        <w:t xml:space="preserve">Raw SSE chunks collect in an off-screen string accumulator.</w:t>
+      </w:r>
+    </w:p>
+    <w:p>
+      <w:pPr>
+        <w:pStyle w:val="Compact"/>
+        <w:numPr>
+          <w:ilvl w:val="0"/>
+          <w:numId w:val="1005"/>
+        </w:numPr>
+      </w:pPr>
+      <w:r>
+        <w:t xml:space="preserve">The render buffer flushes to React state exactly once every 24ms.</w:t>
+      </w:r>
+    </w:p>
+    <w:p>
+      <w:pPr>
+        <w:pStyle w:val="Compact"/>
+        <w:numPr>
+          <w:ilvl w:val="0"/>
+          <w:numId w:val="1005"/>
+        </w:numPr>
+      </w:pPr>
       <w:r>
         <w:rPr>
           <w:b/>
@@ -2028,7 +2087,7 @@
       <w:pPr>
         <w:pStyle w:val="Heading2"/>
       </w:pPr>
-      <w:bookmarkStart w:id="44" w:name="_22cc741bbb6de067d40b2bf9b8915c18b52870b"/>
+      <w:bookmarkStart w:id="44" w:name="_970d53964b59b9b6eb2ab1c8835a4e7651fc5d9"/>
       <w:r>
         <w:t xml:space="preserve">📥 Downloads &amp; Binary Releases</w:t>
       </w:r>
@@ -2045,8 +2104,7 @@
     <w:tbl>
       <w:tblPr>
         <w:tblStyle w:val="Table"/>
-        <w:tblW w:type="pct" w:w="5000"/>
-        <w:tblLayout w:type="fixed"/>
+        <w:tblW w:type="auto" w:w="0"/>
         <w:tblLook w:firstRow="1" w:lastRow="0" w:firstColumn="0" w:lastColumn="0" w:noHBand="0" w:noVBand="0" w:val="0020"/>
       </w:tblPr>
       <w:tblGrid>
@@ -2597,7 +2655,7 @@
         <w:pStyle w:val="Compact"/>
         <w:numPr>
           <w:ilvl w:val="0"/>
-          <w:numId w:val="1001"/>
+          <w:numId w:val="1006"/>
         </w:numPr>
       </w:pPr>
       <w:r>
@@ -2628,7 +2686,7 @@
         <w:pStyle w:val="Compact"/>
         <w:numPr>
           <w:ilvl w:val="0"/>
-          <w:numId w:val="1001"/>
+          <w:numId w:val="1006"/>
         </w:numPr>
       </w:pPr>
       <w:r>
@@ -2659,7 +2717,7 @@
         <w:pStyle w:val="Compact"/>
         <w:numPr>
           <w:ilvl w:val="0"/>
-          <w:numId w:val="1001"/>
+          <w:numId w:val="1006"/>
         </w:numPr>
       </w:pPr>
       <w:r>
@@ -2674,7 +2732,7 @@
       <w:pPr>
         <w:pStyle w:val="Heading3"/>
       </w:pPr>
-      <w:bookmarkStart w:id="54" w:name="_65c2f972248cd85da0f3b79a3138e721553cd73"/>
+      <w:bookmarkStart w:id="54" w:name="_064afb436c2ecb5641bd52e7a809c090941df83"/>
       <w:r>
         <w:t xml:space="preserve">1. Clone &amp; Install Dependencies</w:t>
       </w:r>
@@ -2731,7 +2789,7 @@
       <w:pPr>
         <w:pStyle w:val="Heading3"/>
       </w:pPr>
-      <w:bookmarkStart w:id="55" w:name="_242bf7899d78498c446e53d677f7448d5716a4a"/>
+      <w:bookmarkStart w:id="55" w:name="_95008df8e5519673e6ce13e559b7fbf2b98ff6d"/>
       <w:r>
         <w:t xml:space="preserve">2. Run in Development Mode</w:t>
       </w:r>
@@ -2766,7 +2824,7 @@
       <w:pPr>
         <w:pStyle w:val="Heading3"/>
       </w:pPr>
-      <w:bookmarkStart w:id="56" w:name="_6cc158c8cbfe7fbac74a197cfb6ffc9e4457862"/>
+      <w:bookmarkStart w:id="56" w:name="_ef9c26aee6465662027321bd282741953ed270d"/>
       <w:r>
         <w:t xml:space="preserve">3. Verify System Invariants &amp; Anti-Phantom Guards</w:t>
       </w:r>
@@ -2801,7 +2859,7 @@
       <w:pPr>
         <w:pStyle w:val="Heading3"/>
       </w:pPr>
-      <w:bookmarkStart w:id="57" w:name="_3c9f3e1b577aa708c816f18f0c28e8fe143b474"/>
+      <w:bookmarkStart w:id="57" w:name="_d8d6e094a92da676ff4f654216d102d66128253"/>
       <w:r>
         <w:t xml:space="preserve">4. Build Production Binaries</w:t>
       </w:r>
@@ -2916,7 +2974,7 @@
       <w:pPr>
         <w:pStyle w:val="Heading2"/>
       </w:pPr>
-      <w:bookmarkStart w:id="58" w:name="_8388c5554f6fdee75bce9d1c3c536e909e8c086"/>
+      <w:bookmarkStart w:id="58" w:name="_a1e66fde580c76048bc6610d03cb6fd64c3ff5a"/>
       <w:r>
         <w:t xml:space="preserve">Acknowledgments &amp; Open Source Credits</w:t>
       </w:r>
@@ -2934,7 +2992,7 @@
       <w:pPr>
         <w:pStyle w:val="Heading3"/>
       </w:pPr>
-      <w:bookmarkStart w:id="59" w:name="_5afe5d7df2537c056ae14fb8d584e930f0cd664"/>
+      <w:bookmarkStart w:id="59" w:name="_d82e959667418827105f3548ea3bbc61681088e"/>
       <w:r>
         <w:t xml:space="preserve">🌟 Special Attribution: free-claude-code (FCC)</w:t>
       </w:r>
@@ -2976,43 +3034,75 @@
         <w:t xml:space="preserve">Repository:</w:t>
       </w:r>
       <w:r>
+        <w:t xml:space="preserve"> </w:t>
+      </w:r>
+      <w:hyperlink r:id="rId20">
+        <w:hyperlink r:id="rId20">
+          <w:r>
+            <w:rPr>
+              <w:rStyle w:val="Hyperlink"/>
+            </w:rPr>
+            <w:t xml:space="preserve">https://github.com/Alishahryar1/free-claude-code</w:t>
+          </w:r>
+        </w:hyperlink>
+      </w:hyperlink>
+      <w:r>
+        <w:br/>
+      </w:r>
+      <w:r>
+        <w:rPr>
+          <w:b/>
+          <w:bCs/>
+        </w:rPr>
+        <w:t xml:space="preserve">Upstream Attribution String:</w:t>
+      </w:r>
+      <w:r>
+        <w:t xml:space="preserve"> </w:t>
+      </w:r>
+      <w:r>
+        <w:rPr>
+          <w:i/>
+          <w:iCs/>
+        </w:rPr>
+        <w:t xml:space="preserve">Free-model supply layer powered by free-claude-code (FCC), AGPL-3.0 / MIT,</w:t>
+      </w:r>
+      <w:r>
+        <w:rPr>
+          <w:i/>
+          <w:iCs/>
+        </w:rPr>
         <w:t xml:space="preserve"> </w:t>
       </w:r>
       <w:hyperlink r:id="rId20">
         <w:r>
           <w:rPr>
             <w:rStyle w:val="Hyperlink"/>
+            <w:i/>
+            <w:iCs/>
           </w:rPr>
           <w:t xml:space="preserve">https://github.com/Alishahryar1/free-claude-code</w:t>
         </w:r>
       </w:hyperlink>
-      <w:r>
-        <w:br/>
+    </w:p>
+    <w:p>
+      <w:pPr>
+        <w:pStyle w:val="FirstParagraph"/>
+      </w:pPr>
+      <w:r>
+        <w:t xml:space="preserve">Ty-Code's</w:t>
+      </w:r>
+      <w:r>
+        <w:t xml:space="preserve"> </w:t>
       </w:r>
       <w:r>
         <w:rPr>
           <w:b/>
           <w:bCs/>
         </w:rPr>
-        <w:t xml:space="preserve">Upstream Attribution String:</w:t>
-      </w:r>
-      <w:r>
-        <w:t xml:space="preserve"> </w:t>
-      </w:r>
-      <w:r>
-        <w:rPr>
-          <w:i/>
-          <w:iCs/>
-        </w:rPr>
-        <w:t xml:space="preserve">Free-model supply layer powered by free-claude-code (FCC) — AGPL-3.0 / MIT — https://github.com/Alishahryar1/free-claude-code</w:t>
-      </w:r>
-    </w:p>
-    <w:p>
-      <w:pPr>
-        <w:pStyle w:val="FirstParagraph"/>
-      </w:pPr>
-      <w:r>
-        <w:t xml:space="preserve">Ty-Code’s</w:t>
+        <w:t xml:space="preserve">Multi-Harness Routing Architecture</w:t>
+      </w:r>
+      <w:r>
+        <w:t xml:space="preserve">, which unlocks access to over</w:t>
       </w:r>
       <w:r>
         <w:t xml:space="preserve"> </w:t>
@@ -3022,26 +3112,13 @@
           <w:b/>
           <w:bCs/>
         </w:rPr>
-        <w:t xml:space="preserve">Multi-Harness Routing Architecture</w:t>
-      </w:r>
-      <w:r>
-        <w:t xml:space="preserve">—which unlocks access to over</w:t>
-      </w:r>
-      <w:r>
-        <w:t xml:space="preserve"> </w:t>
-      </w:r>
-      <w:r>
-        <w:rPr>
-          <w:b/>
-          <w:bCs/>
-        </w:rPr>
         <w:t xml:space="preserve">1.3 billion monthly free tokens</w:t>
       </w:r>
       <w:r>
         <w:t xml:space="preserve"> </w:t>
       </w:r>
       <w:r>
-        <w:t xml:space="preserve">across 11 distinct development environments (including Claude Code, Codex, VS Code Extension APIs, Pi, OpenCode, Cline, Aider, Hermes, DeepSeek, Grok-Build, and Mistral)—was deeply inspired by and architected upon the methodologies pioneered by the FCC repository.</w:t>
+        <w:t xml:space="preserve">across 11 distinct development environments (including Claude Code, Codex, VS Code Extension APIs, Pi, OpenCode, Cline, Aider, Hermes, DeepSeek, Grok-Build, and Mistral), was deeply inspired by and architected upon the methodologies pioneered by the FCC repository.</w:t>
       </w:r>
     </w:p>
     <w:p>
@@ -3049,7 +3126,7 @@
         <w:pStyle w:val="BodyText"/>
       </w:pPr>
       <w:r>
-        <w:t xml:space="preserve">By adapting FCC’s mock-free binary loopback patterns, ToS safety compliance categorizations, and subscription OAuth device flows into Ty-Code’s hardened desktop sandbox, we have bridged community-driven open-source innovation with enterprise-grade security. This integration stands as a shining testament to how collaborative open-source engineering drives modern developer tools forward.</w:t>
+        <w:t xml:space="preserve">By adapting FCC's mock-free binary loopback patterns, ToS safety compliance categorizations, and subscription OAuth device flows into Ty-Code's hardened desktop sandbox, we have bridged community-driven open-source innovation with enterprise-grade security. This integration stands as a shining testament to how collaborative open-source engineering drives modern developer tools forward.</w:t>
       </w:r>
     </w:p>
     <w:p>
@@ -3063,7 +3140,7 @@
       <w:pPr>
         <w:pStyle w:val="Heading2"/>
       </w:pPr>
-      <w:bookmarkStart w:id="60" w:name="_6be3511871cc62c8902106ce72ad21807730dfc"/>
+      <w:bookmarkStart w:id="60" w:name="_7eb17afdce8e0b68db7731f6bb46d1c81205615"/>
       <w:r>
         <w:t xml:space="preserve">Enterprise Whitepaper &amp; Formal Specifications</w:t>
       </w:r>
@@ -3076,11 +3153,17 @@
       <w:r>
         <w:t xml:space="preserve">For enterprise procurement committees, CISOs, and enterprise architects evaluating Ty-Code for corporate-wide deployment:</w:t>
       </w:r>
-      <w:r>
-        <w:t xml:space="preserve"> </w:t>
-      </w:r>
-      <w:r>
-        <w:t xml:space="preserve">- 📄</w:t>
+    </w:p>
+    <w:p>
+      <w:pPr>
+        <w:pStyle w:val="Compact"/>
+        <w:numPr>
+          <w:ilvl w:val="0"/>
+          <w:numId w:val="1007"/>
+        </w:numPr>
+      </w:pPr>
+      <w:r>
+        <w:t xml:space="preserve">📄</w:t>
       </w:r>
       <w:r>
         <w:t xml:space="preserve"> </w:t>
@@ -3103,11 +3186,17 @@
           <w:t xml:space="preserve">docs/ENTERPRISE-WHITEPAPER.md</w:t>
         </w:r>
       </w:hyperlink>
-      <w:r>
-        <w:t xml:space="preserve"> </w:t>
-      </w:r>
-      <w:r>
-        <w:t xml:space="preserve">- 🔒</w:t>
+    </w:p>
+    <w:p>
+      <w:pPr>
+        <w:pStyle w:val="Compact"/>
+        <w:numPr>
+          <w:ilvl w:val="0"/>
+          <w:numId w:val="1007"/>
+        </w:numPr>
+      </w:pPr>
+      <w:r>
+        <w:t xml:space="preserve">🔒</w:t>
       </w:r>
       <w:r>
         <w:t xml:space="preserve"> </w:t>
@@ -3130,11 +3219,17 @@
           <w:t xml:space="preserve">docs/EXTENSION-SECURITY-MODEL.md</w:t>
         </w:r>
       </w:hyperlink>
-      <w:r>
-        <w:t xml:space="preserve"> </w:t>
-      </w:r>
-      <w:r>
-        <w:t xml:space="preserve">- 🌐</w:t>
+    </w:p>
+    <w:p>
+      <w:pPr>
+        <w:pStyle w:val="Compact"/>
+        <w:numPr>
+          <w:ilvl w:val="0"/>
+          <w:numId w:val="1007"/>
+        </w:numPr>
+      </w:pPr>
+      <w:r>
+        <w:t xml:space="preserve">🌐</w:t>
       </w:r>
       <w:r>
         <w:t xml:space="preserve"> </w:t>
@@ -3157,11 +3252,17 @@
           <w:t xml:space="preserve">docs/FCC-INTEGRATION-ARCHITECTURE.md</w:t>
         </w:r>
       </w:hyperlink>
-      <w:r>
-        <w:t xml:space="preserve"> </w:t>
-      </w:r>
-      <w:r>
-        <w:t xml:space="preserve">- 📊</w:t>
+    </w:p>
+    <w:p>
+      <w:pPr>
+        <w:pStyle w:val="Compact"/>
+        <w:numPr>
+          <w:ilvl w:val="0"/>
+          <w:numId w:val="1007"/>
+        </w:numPr>
+      </w:pPr>
+      <w:r>
+        <w:t xml:space="preserve">📊</w:t>
       </w:r>
       <w:r>
         <w:t xml:space="preserve"> </w:t>
@@ -3449,10 +3550,140 @@
       </w:rPr>
     </w:lvl>
   </w:abstractNum>
+  <w:abstractNum w:abstractNumId="99411">
+    <w:nsid w:val="00A99411"/>
+    <w:multiLevelType w:val="multilevel"/>
+    <w:lvl w:ilvl="0">
+      <w:start w:val="1"/>
+      <w:numFmt w:val="decimal"/>
+      <w:lvlText w:val="%1."/>
+      <w:lvlJc w:val="left"/>
+      <w:pPr>
+        <w:ind w:left="720" w:hanging="360"/>
+      </w:pPr>
+    </w:lvl>
+    <w:lvl w:ilvl="1">
+      <w:start w:val="1"/>
+      <w:numFmt w:val="decimal"/>
+      <w:lvlText w:val="%2."/>
+      <w:lvlJc w:val="left"/>
+      <w:pPr>
+        <w:ind w:left="1440" w:hanging="360"/>
+      </w:pPr>
+    </w:lvl>
+    <w:lvl w:ilvl="2">
+      <w:start w:val="1"/>
+      <w:numFmt w:val="decimal"/>
+      <w:lvlText w:val="%3."/>
+      <w:lvlJc w:val="left"/>
+      <w:pPr>
+        <w:ind w:left="2160" w:hanging="360"/>
+      </w:pPr>
+    </w:lvl>
+    <w:lvl w:ilvl="3">
+      <w:start w:val="1"/>
+      <w:numFmt w:val="decimal"/>
+      <w:lvlText w:val="%4."/>
+      <w:lvlJc w:val="left"/>
+      <w:pPr>
+        <w:ind w:left="2880" w:hanging="360"/>
+      </w:pPr>
+    </w:lvl>
+    <w:lvl w:ilvl="4">
+      <w:start w:val="1"/>
+      <w:numFmt w:val="decimal"/>
+      <w:lvlText w:val="%5."/>
+      <w:lvlJc w:val="left"/>
+      <w:pPr>
+        <w:ind w:left="3600" w:hanging="360"/>
+      </w:pPr>
+    </w:lvl>
+    <w:lvl w:ilvl="5">
+      <w:start w:val="1"/>
+      <w:numFmt w:val="decimal"/>
+      <w:lvlText w:val="%6."/>
+      <w:lvlJc w:val="left"/>
+      <w:pPr>
+        <w:ind w:left="4320" w:hanging="360"/>
+      </w:pPr>
+    </w:lvl>
+    <w:lvl w:ilvl="6">
+      <w:start w:val="1"/>
+      <w:numFmt w:val="decimal"/>
+      <w:lvlText w:val="%7."/>
+      <w:lvlJc w:val="left"/>
+      <w:pPr>
+        <w:ind w:left="5040" w:hanging="360"/>
+      </w:pPr>
+    </w:lvl>
+    <w:lvl w:ilvl="7">
+      <w:start w:val="1"/>
+      <w:numFmt w:val="decimal"/>
+      <w:lvlText w:val="%8."/>
+      <w:lvlJc w:val="left"/>
+      <w:pPr>
+        <w:ind w:left="5760" w:hanging="360"/>
+      </w:pPr>
+    </w:lvl>
+    <w:lvl w:ilvl="8">
+      <w:start w:val="1"/>
+      <w:numFmt w:val="decimal"/>
+      <w:lvlText w:val="%9."/>
+      <w:lvlJc w:val="left"/>
+      <w:pPr>
+        <w:ind w:left="6480" w:hanging="360"/>
+      </w:pPr>
+    </w:lvl>
+  </w:abstractNum>
   <w:num w:numId="1000">
     <w:abstractNumId w:val="990"/>
   </w:num>
   <w:num w:numId="1001">
+    <w:abstractNumId w:val="991"/>
+  </w:num>
+  <w:num w:numId="1002">
+    <w:abstractNumId w:val="991"/>
+  </w:num>
+  <w:num w:numId="1003">
+    <w:abstractNumId w:val="991"/>
+  </w:num>
+  <w:num w:numId="1004">
+    <w:abstractNumId w:val="99411"/>
+    <w:lvlOverride w:ilvl="0">
+      <w:startOverride w:val="1"/>
+    </w:lvlOverride>
+    <w:lvlOverride w:ilvl="1">
+      <w:startOverride w:val="1"/>
+    </w:lvlOverride>
+    <w:lvlOverride w:ilvl="2">
+      <w:startOverride w:val="1"/>
+    </w:lvlOverride>
+    <w:lvlOverride w:ilvl="3">
+      <w:startOverride w:val="1"/>
+    </w:lvlOverride>
+    <w:lvlOverride w:ilvl="4">
+      <w:startOverride w:val="1"/>
+    </w:lvlOverride>
+    <w:lvlOverride w:ilvl="5">
+      <w:startOverride w:val="1"/>
+    </w:lvlOverride>
+    <w:lvlOverride w:ilvl="6">
+      <w:startOverride w:val="1"/>
+    </w:lvlOverride>
+    <w:lvlOverride w:ilvl="7">
+      <w:startOverride w:val="1"/>
+    </w:lvlOverride>
+    <w:lvlOverride w:ilvl="8">
+      <w:startOverride w:val="1"/>
+    </w:lvlOverride>
+  </w:num>
+  <w:num w:numId="1005">
+    <w:abstractNumId w:val="991"/>
+  </w:num>
+  <w:num w:numId="1006">
+    <w:abstractNumId w:val="991"/>
+  </w:num>
+  <w:num w:numId="1007">
     <w:abstractNumId w:val="991"/>
   </w:num>
 </w:numbering>
